--- a/RQ1_Model_Training_xboost/RQ1_docx/Bao_Cao_Tong_Hop_Thuc_Nghiem_RQ1_RandomForest_XGBoost.docx
+++ b/RQ1_Model_Training_xboost/RQ1_docx/Bao_Cao_Tong_Hop_Thuc_Nghiem_RQ1_RandomForest_XGBoost.docx
@@ -89,6 +89,24 @@
     </w:p>
     <w:p>
       <w:pPr>
+        <w:spacing w:before="500" w:after="160"/>
+        <w:jc w:val="center"/>
+        <w:rPr>
+          <w:rFonts w:hint="default" w:ascii="Times New Roman" w:hAnsi="Times New Roman" w:cs="Times New Roman"/>
+          <w:color w:val="000000" w:themeColor="text1"/>
+          <w14:textFill>
+            <w14:solidFill>
+              <w14:schemeClr w14:val="tx1"/>
+            </w14:solidFill>
+          </w14:textFill>
+        </w:rPr>
+      </w:pPr>
+      <w:r>
+        <w:t>Đính chính ngày 16/10/2026: FPR đo Benign bị báo thành Attack (0.2324%); FNR đo Attack bị bỏ sót thành Benign (5.7481%). Số liệu lấy từ ma trận test 700,000 flow. Cột tuning cũ được đổi tên thành FNR; chưa có FPR từng cấu hình. Không suy ra FPR live từ số liệu offline.</w:t>
+      </w:r>
+    </w:p>
+    <w:p>
+      <w:pPr>
         <w:spacing w:after="400"/>
         <w:jc w:val="center"/>
         <w:rPr>
@@ -656,7 +674,7 @@
                   </w14:solidFill>
                 </w14:textFill>
               </w:rPr>
-              <w:t>XGBoost Tuned vượt trội : Macro F1 = 85.81%, Accuracy = 97.91%, FPR Benign = 5.75%</w:t>
+              <w:t xml:space="preserve">XGBoost Tuned vượt trội : Macro F1 = 85.81%, Accuracy = 97.91%, FPR Benign = 0.2324%</w:t>
             </w:r>
           </w:p>
         </w:tc>
@@ -1584,7 +1602,7 @@
                   </w14:solidFill>
                 </w14:textFill>
               </w:rPr>
-              <w:t>FPR Benign (%) [Sub-1.2]</w:t>
+              <w:t xml:space="preserve">FNR Attack (%)</w:t>
             </w:r>
           </w:p>
         </w:tc>
@@ -3872,7 +3890,7 @@
             </w14:solidFill>
           </w14:textFill>
         </w:rPr>
-        <w:t>• Phân tích điểm tối ưu : Cấu hình Cấu hình 6 (max_depth=8, learning_rate=0.08, n_estimators=100, tree_method='hist') đạt điểm cân bằng lý tưởng nhất: Test Macro F1 đạt 85.81%, Test Macro Precision đạt 90.84%, FPR Benign chỉ 5.7481%, và thời gian huấn luyện diễn ra</w:t>
+        <w:t xml:space="preserve">• Phân tích điểm tối ưu : Cấu hình Cấu hình 6 (max_depth=8, learning_rate=0.08, n_estimators=100, tree_method='hist') đạt điểm cân bằng lý tưởng nhất: Test Macro F1 đạt 85.81%, Test Macro Precision đạt 90.84%, FPR Benign là 0.2324%, và thời gian huấn luyện diễn ra</w:t>
       </w:r>
       <w:r>
         <w:rPr>
@@ -5313,7 +5331,7 @@
                   </w14:solidFill>
                 </w14:textFill>
               </w:rPr>
-              <w:t>≈ 13.88%</w:t>
+              <w:t xml:space="preserve">Chưa đối chiếu</w:t>
             </w:r>
           </w:p>
         </w:tc>
@@ -5351,7 +5369,7 @@
                   </w14:solidFill>
                 </w14:textFill>
               </w:rPr>
-              <w:t>≈ 7.88%</w:t>
+              <w:t xml:space="preserve">Chưa đối chiếu</w:t>
             </w:r>
           </w:p>
         </w:tc>
@@ -5389,7 +5407,7 @@
                   </w14:solidFill>
                 </w14:textFill>
               </w:rPr>
-              <w:t>5.7481%</w:t>
+              <w:t xml:space="preserve">0.2324%</w:t>
             </w:r>
           </w:p>
         </w:tc>
@@ -5427,7 +5445,7 @@
                   </w14:solidFill>
                 </w14:textFill>
               </w:rPr>
-              <w:t>-2.13% (Ít báo động giả hơn)</w:t>
+              <w:t xml:space="preserve">Chưa đối chiếu FPR RF</w:t>
             </w:r>
           </w:p>
         </w:tc>
@@ -5583,7 +5601,7 @@
             </w14:solidFill>
           </w14:textFill>
         </w:rPr>
-        <w:t xml:space="preserve">3. Về Tỷ lệ Báo động sai FPR trên Benign (5.75% so với 7.88%): </w:t>
+        <w:t xml:space="preserve">3. Về FPR trên Benign: XGBoost báo nhầm 1,139 / 490,000 flow Benign, tương ứng 0.2324%. Chưa đối chiếu ma trận RF nên chưa kết luận mức chênh lệch báo nhầm giữa hai mô hình.</w:t>
       </w:r>
       <w:r>
         <w:rPr>
@@ -5595,7 +5613,7 @@
             </w14:solidFill>
           </w14:textFill>
         </w:rPr>
-        <w:t>XGBoost nhận diện chính xác 488,861 / 490,000 mẫu Benign (Recall đạt 99.77%), giảm đáng kể tỷ lệ cảnh báo giả so với Random Forest (Recall Benign của RF là 92.12%, tức có tới ~38,600 luồng sạch bị nghi ngờ là tấn công).</w:t>
+        <w:t xml:space="preserve"/>
       </w:r>
     </w:p>
     <w:p>
@@ -15414,7 +15432,7 @@
             </w14:solidFill>
           </w14:textFill>
         </w:rPr>
-        <w:t>XGBoost duy trì tỷ lệ phát hiện đúng lưu lượng sạch Benign lên tới 99.77% (Recall), tương ứng với FPR = 5.7481% (thấp hơn đáng kể so với mức ≈ 7.88% của Random Forest), đảm bảo hệ thống NIDS hoạt động ổn định và tin cậy trong môi trường thực tế.</w:t>
+        <w:t xml:space="preserve">XGBoost duy trì tỷ lệ phát hiện đúng lưu lượng sạch Benign lên tới 99.77% (Recall), tương ứng với FPR = 0.2324% (1,139 / 490,000 flow Benign). Đây là kết quả offline; chưa đủ để khẳng định độ tin cậy ngoài thực tế hoặc chênh lệch FPR với RF.</w:t>
       </w:r>
     </w:p>
     <w:p>
